--- a/eng/docx/021.content.docx
+++ b/eng/docx/021.content.docx
@@ -351,55 +351,139 @@
         <w:rPr>
           <w:lang w:val="en_US" w:bidi="en_US"/>
         </w:rPr>
-        <w:t>City in northwest Syria during the second millennium BC. Though the city is not mentioned in the Bible, it is a significant archaeological site that illuminates OT language and history. Ugarit was located just east of the Mediterranean coast, approximately 175 miles (281.6 kilometers) north of Tyre.</w:t>
-      </w:r>
-    </w:p>
-    <w:p>
-      <w:pPr/>
-      <w:r>
-        <w:rPr>
-          <w:lang w:val="en_US" w:bidi="en_US"/>
-        </w:rPr>
-      </w:r>
-      <w:r>
-        <w:rPr>
-          <w:lang w:val="en_US" w:bidi="en_US"/>
-        </w:rPr>
-        <w:t>Being known previously only from the Amarna letters, the ruins of Ugarit were discovered accidentally by a peasant farmer in 1928. The resulting discoveries were among the most important in the 20th century. Since Ugarit was a political and cultural center, its scribes created and transcribed documents in a wide variety of Near Eastern languages, including a language closely related to Hebrew that was written in an alphabetic cuneiform script. The discovery and subsequent deciphering of “Ugaritic” has influenced biblical studies both linguistically and culturally. Ugaritic has illuminated some otherwise obscure Hebrew passages and given greater attestation to others. For instance, the terms used to describe each of the various sacrificial offerings are very similar in Hebrew and Ugaritic, though the sacrificial systems themselves vary quite dramatically. Hebrew and Ugaritic poetry are quite similar stylistically, thus assisting in the understanding of Hebrew verse and also increasing the appreciation of its ancient heritage. Books like Job that often have been dated late by biblical critics exhibit significant Ugaritic parallels in style, vocabulary, and occasionally in literary allusion as well.</w:t>
-      </w:r>
-    </w:p>
-    <w:p>
-      <w:pPr/>
-      <w:r>
-        <w:rPr>
-          <w:lang w:val="en_US" w:bidi="en_US"/>
-        </w:rPr>
-      </w:r>
-      <w:r>
-        <w:rPr>
-          <w:lang w:val="en_US" w:bidi="en_US"/>
-        </w:rPr>
-        <w:t>Perhaps the most significant contribution derived from the study of Ugaritic texts and cultural artifacts is the improved understanding of Canaanite culture and religion. The Ugaritic texts provide justification for the strongly negative assessment of Canaanite culture given in the Bible. Three principal religious epics have been discovered in the Ugaritic corpus, written in honor of Keret, Aqhat, and Baal, respectively. The Baal epic describes the way in which Baal becomes lord of the earth after battling Yam, the god of the sea. The epics further reveal a great deal about Canaanite religious ritual, reinforcing biblical contentions concerning the sexual permissiveness and degradation of the society. The strong biblical injunctions against the worship of Baal and the Asherahs and the command to utterly destroy the Canaanites are more easily understood in the context of the Ugaritic religious epics.</w:t>
-      </w:r>
-    </w:p>
-    <w:p>
-      <w:pPr/>
-      <w:r>
-        <w:rPr>
-          <w:lang w:val="en_US" w:bidi="en_US"/>
-        </w:rPr>
-      </w:r>
-      <w:r>
-        <w:rPr>
-          <w:lang w:val="en_US" w:bidi="en_US"/>
-        </w:rPr>
-        <w:t>Finally, the Ugaritic texts potentially illuminate some historical questions relating to the OT. For instance, when Hezekiah was sick with a boil, he was instructed by Isaiah to treat it with a poultice of figs (</w:t>
-      </w:r>
-      <w:r>
-        <w:rPr>
-          <w:lang w:val="en_US" w:bidi="en_US"/>
-        </w:rPr>
-        <w:t>2 Kgs 20:7</w:t>
+        <w:t>Ugarit was a city in northwest Syria during the second millennium BC (2000–1001 BC). Although the Bible does not mention Ugarit, discoveries at its ancient ruins have helped scholars better understand the language and history of the Old Testament. Ugarit was located just east of the Mediterranean Sea, about 282 kilometers (175 miles) north of Tyre.</w:t>
+      </w:r>
+    </w:p>
+    <w:p>
+      <w:pPr/>
+      <w:r>
+        <w:rPr>
+          <w:lang w:val="en_US" w:bidi="en_US"/>
+        </w:rPr>
+      </w:r>
+      <w:r>
+        <w:rPr>
+          <w:lang w:val="en_US" w:bidi="en_US"/>
+        </w:rPr>
+        <w:t>Before 1928, Ugarit was known only from the Amarna letters, ancient letters found in Egypt. In 1928, a farmer accidentally discovered the ruins of Ugarit. The discoveries that followed were among the most important archaeological finds of the 20th century.</w:t>
+      </w:r>
+    </w:p>
+    <w:p>
+      <w:pPr/>
+      <w:r>
+        <w:rPr>
+          <w:lang w:val="en_US" w:bidi="en_US"/>
+        </w:rPr>
+      </w:r>
+      <w:r>
+        <w:rPr>
+          <w:lang w:val="en_US" w:bidi="en_US"/>
+        </w:rPr>
+        <w:t>Ugarit was an important center of government and culture. Its scribes (people who wrote and copied documents) worked in many ancient Near Eastern languages. One of these languages, now called Ugaritic, was closely related to Hebrew. It used cuneiform writing, a system of wedge-shaped marks, arranged as an alphabet.</w:t>
+      </w:r>
+    </w:p>
+    <w:p>
+      <w:pPr/>
+      <w:r>
+        <w:rPr>
+          <w:lang w:val="en_US" w:bidi="en_US"/>
+        </w:rPr>
+      </w:r>
+      <w:r>
+        <w:rPr>
+          <w:lang w:val="en_US" w:bidi="en_US"/>
+        </w:rPr>
+        <w:t>After scholars learned to read Ugaritic, they gained new insights into the language and culture of the Old Testament. Ugaritic helped them understand some difficult Hebrew passages and gave them more evidence for the meanings of other passages.</w:t>
+      </w:r>
+    </w:p>
+    <w:p>
+      <w:pPr/>
+      <w:r>
+        <w:rPr>
+          <w:lang w:val="en_US" w:bidi="en_US"/>
+        </w:rPr>
+      </w:r>
+      <w:r>
+        <w:rPr>
+          <w:lang w:val="en_US" w:bidi="en_US"/>
+        </w:rPr>
+        <w:t>For example, Hebrew and Ugaritic use very similar words for different kinds of sacrifices (offerings made to a god). However, their systems of sacrifice were quite different.</w:t>
+      </w:r>
+    </w:p>
+    <w:p>
+      <w:pPr/>
+      <w:r>
+        <w:rPr>
+          <w:lang w:val="en_US" w:bidi="en_US"/>
+        </w:rPr>
+      </w:r>
+      <w:r>
+        <w:rPr>
+          <w:lang w:val="en_US" w:bidi="en_US"/>
+        </w:rPr>
+        <w:t>Hebrew and Ugaritic poetry also share many features. These similarities help scholars understand Hebrew poetry and its roots in the ancient world. The book of Job also has important similarities to Ugaritic writings. These include its writing style, vocabulary, and occasional references to other writings. Some biblical scholars have argued that Job was written much later, but these similarities show that it shares features with older literary traditions.</w:t>
+      </w:r>
+    </w:p>
+    <w:p>
+      <w:pPr/>
+      <w:r>
+        <w:rPr>
+          <w:lang w:val="en_US" w:bidi="en_US"/>
+        </w:rPr>
+      </w:r>
+      <w:r>
+        <w:rPr>
+          <w:lang w:val="en_US" w:bidi="en_US"/>
+        </w:rPr>
+        <w:t>Perhaps the most important result of studying Ugaritic writings and ancient objects is a better understanding of Canaanite culture and religion. These discoveries help explain why the Bible speaks so strongly against certain Canaanite religious practices.</w:t>
+      </w:r>
+    </w:p>
+    <w:p>
+      <w:pPr/>
+      <w:r>
+        <w:rPr>
+          <w:lang w:val="en_US" w:bidi="en_US"/>
+        </w:rPr>
+      </w:r>
+      <w:r>
+        <w:rPr>
+          <w:lang w:val="en_US" w:bidi="en_US"/>
+        </w:rPr>
+        <w:t>Scholars have found three major religious stories among the Ugaritic writings. These stories focus on Keret, Aqhat, and Baal. The story of Baal describes how he became ruler of the earth after fighting Yam, the god of the sea.</w:t>
+      </w:r>
+    </w:p>
+    <w:p>
+      <w:pPr/>
+      <w:r>
+        <w:rPr>
+          <w:lang w:val="en_US" w:bidi="en_US"/>
+        </w:rPr>
+      </w:r>
+      <w:r>
+        <w:rPr>
+          <w:lang w:val="en_US" w:bidi="en_US"/>
+        </w:rPr>
+        <w:t>These writings also reveal much about Canaanite worship and religious practices. They provide background for the Bible's criticism of sexual practices and other behavior connected with Canaanite religion. This background helps us understand why the Bible strongly warns against worshiping Baal and Asherah. It also provides historical context for the biblical command to destroy the Canaanites.</w:t>
+      </w:r>
+    </w:p>
+    <w:p>
+      <w:pPr/>
+      <w:r>
+        <w:rPr>
+          <w:lang w:val="en_US" w:bidi="en_US"/>
+        </w:rPr>
+      </w:r>
+      <w:r>
+        <w:rPr>
+          <w:lang w:val="en_US" w:bidi="en_US"/>
+        </w:rPr>
+        <w:t>Finally, Ugaritic writings may help answer some questions about Old Testament history. For example, when King Hezekiah had a painful sore, the prophet Isaiah told him to place a paste made from figs on it (</w:t>
+      </w:r>
+      <w:r>
+        <w:rPr>
+          <w:lang w:val="en_US" w:bidi="en_US"/>
+        </w:rPr>
+        <w:t>2 Kings 20:7</w:t>
       </w:r>
       <w:r>
         <w:rPr>
@@ -411,13 +495,13 @@
         <w:rPr>
           <w:lang w:val="en_US" w:bidi="en_US"/>
         </w:rPr>
-        <w:t>Is 38:21</w:t>
-      </w:r>
-      <w:r>
-        <w:rPr>
-          <w:lang w:val="en_US" w:bidi="en_US"/>
-        </w:rPr>
-        <w:t>). This procedure is attested to in a Ugaritic text that prescribes it as a treatment for boils that infected horses.</w:t>
+        <w:t>Isaiah 38:21</w:t>
+      </w:r>
+      <w:r>
+        <w:rPr>
+          <w:lang w:val="en_US" w:bidi="en_US"/>
+        </w:rPr>
+        <w:t>). An ancient Ugaritic text describes a similar treatment using figs to heal sores on horses. This shows that people in the ancient Near East knew about this kind of treatment.</w:t>
       </w:r>
     </w:p>
     <w:p>
@@ -5601,361 +5685,437 @@
       </w:r>
     </w:p>
     <w:p>
-      <w:pPr/>
-      <w:r>
-        <w:rPr>
-          <w:lang w:val="en_US" w:bidi="en_US"/>
-        </w:rPr>
-      </w:r>
-      <w:r>
-        <w:rPr>
-          <w:lang w:val="en_US" w:bidi="en_US"/>
-        </w:rPr>
-        <w:t xml:space="preserve">1. Judah’s king from around 792 to 740 BC (cf. </w:t>
-      </w:r>
-      <w:r>
-        <w:rPr>
-          <w:lang w:val="en_US" w:bidi="en_US"/>
-        </w:rPr>
-        <w:t>2 Kgs 14:21–22</w:t>
-      </w:r>
-      <w:r>
-        <w:rPr>
-          <w:lang w:val="en_US" w:bidi="en_US"/>
-        </w:rPr>
-        <w:t xml:space="preserve">; </w:t>
-      </w:r>
-      <w:r>
-        <w:rPr>
-          <w:lang w:val="en_US" w:bidi="en_US"/>
-        </w:rPr>
-        <w:t>15:1–7</w:t>
-      </w:r>
-      <w:r>
-        <w:rPr>
-          <w:lang w:val="en_US" w:bidi="en_US"/>
-        </w:rPr>
-        <w:t xml:space="preserve">; </w:t>
-      </w:r>
-      <w:r>
-        <w:rPr>
-          <w:lang w:val="en_US" w:bidi="en_US"/>
-        </w:rPr>
-        <w:t>2 Chr 26:1–23</w:t>
-      </w:r>
-      <w:r>
-        <w:rPr>
-          <w:lang w:val="en_US" w:bidi="en_US"/>
-        </w:rPr>
-        <w:t>), the son of King Amaziah and Jecoliah of Jerusalem. Uzziah is the name he is called in Chronicles, but in Kings he is known as Azariah. Azariah means “the Lord has helped”; the meaning of Uzziah is “my strength is the Lord.” Azariah may have been his given name and Uzziah a throne name taken upon his accession. He came to the throne at the age of 16, after the death of his father, who was assassinated in Lachish as a result of a conspiracy arising from his apostasy.</w:t>
-      </w:r>
-    </w:p>
-    <w:p>
-      <w:pPr/>
-      <w:r>
-        <w:rPr>
-          <w:lang w:val="en_US" w:bidi="en_US"/>
-        </w:rPr>
-      </w:r>
-      <w:r>
-        <w:rPr>
-          <w:lang w:val="en_US" w:bidi="en_US"/>
-        </w:rPr>
-        <w:t>Uzziah was a capable, energetic, and well-organized person, with many diverse interests. The Lord blessed him in all of his undertakings, so that he prospered. He is characterized as one who “did what was right in the eyes of the Lord” (</w:t>
-      </w:r>
-      <w:r>
-        <w:rPr>
-          <w:lang w:val="en_US" w:bidi="en_US"/>
-        </w:rPr>
-        <w:t>2 Kgs 15:3</w:t>
-      </w:r>
-      <w:r>
-        <w:rPr>
-          <w:lang w:val="en_US" w:bidi="en_US"/>
-        </w:rPr>
-        <w:t xml:space="preserve">; </w:t>
-      </w:r>
-      <w:r>
-        <w:rPr>
-          <w:lang w:val="en_US" w:bidi="en_US"/>
-        </w:rPr>
-        <w:t>2 Chr 26:4</w:t>
-      </w:r>
-      <w:r>
-        <w:rPr>
-          <w:lang w:val="en_US" w:bidi="en_US"/>
-        </w:rPr>
-        <w:t>). He determined to seek God and went to Zechariah (not the postexilic prophet) for spiritual instruction. Consequently, “as long as he sought the Lord, God made him prosper” (</w:t>
-      </w:r>
-      <w:r>
-        <w:rPr>
-          <w:lang w:val="en_US" w:bidi="en_US"/>
-        </w:rPr>
-        <w:t>2 Chr 26:5</w:t>
-      </w:r>
-      <w:r>
-        <w:rPr>
-          <w:lang w:val="en_US" w:bidi="en_US"/>
-        </w:rPr>
-        <w:t>).</w:t>
-      </w:r>
-    </w:p>
-    <w:p>
-      <w:pPr/>
-      <w:r>
-        <w:rPr>
-          <w:lang w:val="en_US" w:bidi="en_US"/>
-        </w:rPr>
-      </w:r>
-      <w:r>
-        <w:rPr>
-          <w:lang w:val="en_US" w:bidi="en_US"/>
-        </w:rPr>
-        <w:t>The prophets of the Lord were active during his reign. Isaiah, Hosea, and Amos began their prophetic work in the time of Uzziah (</w:t>
-      </w:r>
-      <w:r>
-        <w:rPr>
-          <w:lang w:val="en_US" w:bidi="en_US"/>
-        </w:rPr>
-        <w:t>Is 1:1</w:t>
-      </w:r>
-      <w:r>
-        <w:rPr>
-          <w:lang w:val="en_US" w:bidi="en_US"/>
-        </w:rPr>
-        <w:t xml:space="preserve">; </w:t>
-      </w:r>
-      <w:r>
-        <w:rPr>
-          <w:lang w:val="en_US" w:bidi="en_US"/>
-        </w:rPr>
-        <w:t>Hos 1:1</w:t>
-      </w:r>
-      <w:r>
-        <w:rPr>
-          <w:lang w:val="en_US" w:bidi="en_US"/>
-        </w:rPr>
-        <w:t xml:space="preserve">; </w:t>
-      </w:r>
-      <w:r>
-        <w:rPr>
-          <w:lang w:val="en_US" w:bidi="en_US"/>
-        </w:rPr>
-        <w:t>Am 1:1</w:t>
-      </w:r>
-      <w:r>
-        <w:rPr>
-          <w:lang w:val="en_US" w:bidi="en_US"/>
-        </w:rPr>
-        <w:t>). Uzziah was also active with military campaigns. His primary success was against Israel’s strong historical enemy, the Philistines. He broke down the walls of Gath, Jabneh, and Ashdod and built his own cities in Philistia. He also built many fortifications, such as fortified towers in Jerusalem and in the wilderness. He defeated some Arabs and also the Meunites, and he brought the Ammonites under tribute (</w:t>
-      </w:r>
-      <w:r>
-        <w:rPr>
-          <w:lang w:val="en_US" w:bidi="en_US"/>
-        </w:rPr>
-        <w:t>2 Chr 27:5–8</w:t>
-      </w:r>
-      <w:r>
-        <w:rPr>
-          <w:lang w:val="en_US" w:bidi="en_US"/>
-        </w:rPr>
-        <w:t>). Uzziah had an army “fit for war,” which was drafted according to census and organized into divisions. There were 2,600 officers and 307,500 fighting men who could wage war with mighty power. The army was well outfitted, with weapons, such as spears, bows, and sling stones, and with defensive equipment, including shields, helmets, and coats of armor (</w:t>
-      </w:r>
-      <w:r>
-        <w:rPr>
-          <w:lang w:val="en_US" w:bidi="en_US"/>
-        </w:rPr>
-        <w:t>2 Chr 26:14</w:t>
-      </w:r>
-      <w:r>
-        <w:rPr>
-          <w:lang w:val="en_US" w:bidi="en_US"/>
-        </w:rPr>
-        <w:t xml:space="preserve">). </w:t>
-      </w:r>
-      <w:r>
-        <w:rPr>
-          <w:lang w:val="en_US" w:bidi="en_US"/>
-        </w:rPr>
-        <w:t>Second Chronicles 26:15</w:t>
-      </w:r>
-      <w:r>
-        <w:rPr>
-          <w:lang w:val="en_US" w:bidi="en_US"/>
-        </w:rPr>
-        <w:t xml:space="preserve"> describes a kind of catapult, which was to be stationed on the towers and at the corners of walls for defensive purposes. This type of weapon could hurl arrows or large stones. Through his achievements and especially his military power, he became famous.</w:t>
-      </w:r>
-    </w:p>
-    <w:p>
-      <w:pPr/>
-      <w:r>
-        <w:rPr>
-          <w:lang w:val="en_US" w:bidi="en_US"/>
-        </w:rPr>
-      </w:r>
-      <w:r>
-        <w:rPr>
-          <w:lang w:val="en_US" w:bidi="en_US"/>
-        </w:rPr>
-        <w:t xml:space="preserve">But Uzziah had a sad downfall. As </w:t>
-      </w:r>
-      <w:r>
-        <w:rPr>
-          <w:lang w:val="en_US" w:bidi="en_US"/>
-        </w:rPr>
-        <w:t>Proverbs 16:18</w:t>
-      </w:r>
-      <w:r>
-        <w:rPr>
-          <w:lang w:val="en_US" w:bidi="en_US"/>
-        </w:rPr>
-        <w:t xml:space="preserve"> says, pride goes before a fall. His pride became clearly evident when he presumed the function of a priest. When he entered the temple to offer incense on the altar of incense, he was confronted for his presumptuous behavior by Azariah the priest and 80 other priests. When Uzziah became angry, the Lord struck him with leprosy, so that he was forced to live in isolation and could not enter the temple. His son, Jotham, became acting head of state and then succeeded to the kingship at the time of Uzziah’s death.</w:t>
-      </w:r>
-    </w:p>
-    <w:p>
-      <w:pPr/>
-      <w:r>
-        <w:rPr>
-          <w:lang w:val="en_US" w:bidi="en_US"/>
-        </w:rPr>
-      </w:r>
-      <w:r>
-        <w:rPr>
-          <w:lang w:val="en_US" w:bidi="en_US"/>
-        </w:rPr>
-        <w:t>2. Kohathite Levite and forefather of Samuel (</w:t>
-      </w:r>
-      <w:r>
-        <w:rPr>
-          <w:lang w:val="en_US" w:bidi="en_US"/>
-        </w:rPr>
-        <w:t>1 Chr 6:24</w:t>
-      </w:r>
-      <w:r>
-        <w:rPr>
-          <w:lang w:val="en_US" w:bidi="en_US"/>
-        </w:rPr>
-        <w:t>).</w:t>
-      </w:r>
-    </w:p>
-    <w:p>
-      <w:pPr/>
-      <w:r>
-        <w:rPr>
-          <w:lang w:val="en_US" w:bidi="en_US"/>
-        </w:rPr>
-      </w:r>
-      <w:r>
-        <w:rPr>
-          <w:lang w:val="en_US" w:bidi="en_US"/>
-        </w:rPr>
-        <w:t>3. Father of Jonathan, David’s treasurer (</w:t>
-      </w:r>
-      <w:r>
-        <w:rPr>
-          <w:lang w:val="en_US" w:bidi="en_US"/>
-        </w:rPr>
-        <w:t>1 Chr 27:25</w:t>
-      </w:r>
-      <w:r>
-        <w:rPr>
-          <w:lang w:val="en_US" w:bidi="en_US"/>
-        </w:rPr>
-        <w:t>).</w:t>
-      </w:r>
-    </w:p>
-    <w:p>
-      <w:pPr/>
-      <w:r>
-        <w:rPr>
-          <w:lang w:val="en_US" w:bidi="en_US"/>
-        </w:rPr>
-      </w:r>
-      <w:r>
-        <w:rPr>
-          <w:lang w:val="en_US" w:bidi="en_US"/>
-        </w:rPr>
-        <w:t>4. One of Harim’s five sons who was encouraged by Ezra to divorce his foreign wife during the postexilic period (</w:t>
-      </w:r>
-      <w:r>
-        <w:rPr>
-          <w:lang w:val="en_US" w:bidi="en_US"/>
-        </w:rPr>
-        <w:t>Ezr 10:21</w:t>
-      </w:r>
-      <w:r>
-        <w:rPr>
-          <w:lang w:val="en_US" w:bidi="en_US"/>
-        </w:rPr>
-        <w:t>; 1 Esd 9:21).</w:t>
-      </w:r>
-    </w:p>
-    <w:p>
-      <w:pPr/>
-      <w:r>
-        <w:rPr>
-          <w:lang w:val="en_US" w:bidi="en_US"/>
-        </w:rPr>
-      </w:r>
-      <w:r>
-        <w:rPr>
-          <w:lang w:val="en_US" w:bidi="en_US"/>
-        </w:rPr>
-        <w:t>5. Descendant of Perez from Judah’s tribe (</w:t>
-      </w:r>
-      <w:r>
-        <w:rPr>
-          <w:lang w:val="en_US" w:bidi="en_US"/>
-        </w:rPr>
-        <w:t>Neh 11:4</w:t>
-      </w:r>
-      <w:r>
-        <w:rPr>
-          <w:lang w:val="en_US" w:bidi="en_US"/>
-        </w:rPr>
-        <w:t>).</w:t>
-      </w:r>
-      <w:r>
-        <w:rPr>
-          <w:lang w:val="en_US" w:bidi="en_US"/>
-        </w:rPr>
-      </w:r>
-      <w:r>
-        <w:rPr>
-          <w:lang w:val="en_US" w:bidi="en_US"/>
-        </w:rPr>
-      </w:r>
-    </w:p>
-    <w:p>
-      <w:pPr/>
-      <w:r>
-        <w:rPr>
-          <w:lang w:val="en_US" w:bidi="en_US"/>
-        </w:rPr>
-      </w:r>
-    </w:p>
-    <w:p>
-      <w:pPr>
-        <w:pStyle w:val="Heading2"/>
-      </w:pPr>
-      <w:r>
-        <w:rPr>
-          <w:lang w:val="en_US" w:bidi="en_US"/>
-        </w:rPr>
-        <w:t>Uzziel</w:t>
-      </w:r>
-      <w:r>
-        <w:rPr>
-          <w:lang w:val="en_US" w:bidi="en_US"/>
-        </w:rPr>
-      </w:r>
-    </w:p>
-    <w:p>
       <w:pPr>
         <w:pStyle w:val="ListNumber"/>
         <w:numPr>
           <w:ilvl w:val="0"/>
           <w:numId w:val="22"/>
+        </w:numPr>
+        <w:spacing w:line="240" w:lineRule="auto"/>
+        <w:ind w:left="720"/>
+      </w:pPr>
+      <w:r>
+        <w:rPr>
+          <w:lang w:val="en_US" w:bidi="en_US"/>
+        </w:rPr>
+      </w:r>
+      <w:r>
+        <w:rPr>
+          <w:lang w:val="en_US" w:bidi="en_US"/>
+        </w:rPr>
+        <w:t xml:space="preserve">A king of Judah from around 792 to 740 BC (compare </w:t>
+      </w:r>
+      <w:r>
+        <w:rPr>
+          <w:lang w:val="en_US" w:bidi="en_US"/>
+        </w:rPr>
+        <w:t>2 Kings 14:21–22</w:t>
+      </w:r>
+      <w:r>
+        <w:rPr>
+          <w:lang w:val="en_US" w:bidi="en_US"/>
+        </w:rPr>
+        <w:t xml:space="preserve">; </w:t>
+      </w:r>
+      <w:r>
+        <w:rPr>
+          <w:lang w:val="en_US" w:bidi="en_US"/>
+        </w:rPr>
+        <w:t>15:1–7</w:t>
+      </w:r>
+      <w:r>
+        <w:rPr>
+          <w:lang w:val="en_US" w:bidi="en_US"/>
+        </w:rPr>
+        <w:t xml:space="preserve">; </w:t>
+      </w:r>
+      <w:r>
+        <w:rPr>
+          <w:lang w:val="en_US" w:bidi="en_US"/>
+        </w:rPr>
+        <w:t>2 Chronicles 26:1–23</w:t>
+      </w:r>
+      <w:r>
+        <w:rPr>
+          <w:lang w:val="en_US" w:bidi="en_US"/>
+        </w:rPr>
+        <w:t xml:space="preserve">). He was the son of King Amaziah by Jecoliah of Jerusalem. Chronicles calls him “Uzziah,” but in Kings he is “Azariah.” Azariah means “the Lord has helped.” The meaning of Uzziah is “my strength is the Lord.” </w:t>
+        <w:br/>
+      </w:r>
+      <w:r>
+        <w:rPr>
+          <w:lang w:val="en_US" w:bidi="en_US"/>
+        </w:rPr>
+        <w:t>Azariah may have been his given name at birth. Uzziah may have been the name he took when becoming king. He became king at the age of 16, after the death of his father. After his father, Amaziah, turned away from the Lord, a group of people plotted against him. He fled to Lachish, where he was killed.</w:t>
+        <w:br/>
+      </w:r>
+      <w:r>
+        <w:rPr>
+          <w:lang w:val="en_US" w:bidi="en_US"/>
+        </w:rPr>
+        <w:t>Uzziah was a capable, active, and well-organized king with many interests. The Lord blessed his efforts and gave him success. The Bible describes him as a king who “did what was right in the eyes of the Lord” (</w:t>
+      </w:r>
+      <w:r>
+        <w:rPr>
+          <w:lang w:val="en_US" w:bidi="en_US"/>
+        </w:rPr>
+        <w:t>2 Kings 15:3</w:t>
+      </w:r>
+      <w:r>
+        <w:rPr>
+          <w:lang w:val="en_US" w:bidi="en_US"/>
+        </w:rPr>
+        <w:t xml:space="preserve">; </w:t>
+      </w:r>
+      <w:r>
+        <w:rPr>
+          <w:lang w:val="en_US" w:bidi="en_US"/>
+        </w:rPr>
+        <w:t>2 Chronicles 26:4</w:t>
+      </w:r>
+      <w:r>
+        <w:rPr>
+          <w:lang w:val="en_US" w:bidi="en_US"/>
+        </w:rPr>
+        <w:t xml:space="preserve">). </w:t>
+        <w:br/>
+      </w:r>
+      <w:r>
+        <w:rPr>
+          <w:lang w:val="en_US" w:bidi="en_US"/>
+        </w:rPr>
+        <w:t xml:space="preserve">Uzziah wanted to follow God's will. He sought spiritual guidance from Zechariah, who was not the same prophet who lived after the exile. So, “as long as he sought the Lord, </w:t>
+      </w:r>
+      <w:r>
+        <w:rPr>
+          <w:lang w:val="en_US" w:bidi="en_US"/>
+        </w:rPr>
+        <w:t>God gave him success</w:t>
+      </w:r>
+      <w:r>
+        <w:rPr>
+          <w:lang w:val="en_US" w:bidi="en_US"/>
+        </w:rPr>
+        <w:t>” (</w:t>
+      </w:r>
+      <w:r>
+        <w:rPr>
+          <w:lang w:val="en_US" w:bidi="en_US"/>
+        </w:rPr>
+        <w:t>2 Chronicles 26:5</w:t>
+      </w:r>
+      <w:r>
+        <w:rPr>
+          <w:lang w:val="en_US" w:bidi="en_US"/>
+        </w:rPr>
+        <w:t xml:space="preserve">). </w:t>
+        <w:br/>
+      </w:r>
+      <w:r>
+        <w:rPr>
+          <w:lang w:val="en_US" w:bidi="en_US"/>
+        </w:rPr>
+        <w:t>The prophets of the Lord were active during his rule. Isaiah, Hosea, and Amos began their prophetic work in the time of Uzziah (</w:t>
+      </w:r>
+      <w:r>
+        <w:rPr>
+          <w:lang w:val="en_US" w:bidi="en_US"/>
+        </w:rPr>
+        <w:t>Isaiah 1:1</w:t>
+      </w:r>
+      <w:r>
+        <w:rPr>
+          <w:lang w:val="en_US" w:bidi="en_US"/>
+        </w:rPr>
+        <w:t xml:space="preserve">; </w:t>
+      </w:r>
+      <w:r>
+        <w:rPr>
+          <w:lang w:val="en_US" w:bidi="en_US"/>
+        </w:rPr>
+        <w:t>Hosea 1:1</w:t>
+      </w:r>
+      <w:r>
+        <w:rPr>
+          <w:lang w:val="en_US" w:bidi="en_US"/>
+        </w:rPr>
+        <w:t xml:space="preserve">; </w:t>
+      </w:r>
+      <w:r>
+        <w:rPr>
+          <w:lang w:val="en_US" w:bidi="en_US"/>
+        </w:rPr>
+        <w:t>Amos 1:1</w:t>
+      </w:r>
+      <w:r>
+        <w:rPr>
+          <w:lang w:val="en_US" w:bidi="en_US"/>
+        </w:rPr>
+        <w:t xml:space="preserve">). </w:t>
+        <w:br/>
+      </w:r>
+      <w:r>
+        <w:rPr>
+          <w:lang w:val="en_US" w:bidi="en_US"/>
+        </w:rPr>
+        <w:t>Uzziah also led military campaigns. One of his greatest victories was against the Philistines, who had long been enemies of Israel. He broke down the walls of Gath, Jabneh, and Ashdod and built towns in Philistine territory.</w:t>
+        <w:br/>
+      </w:r>
+      <w:r>
+        <w:rPr>
+          <w:lang w:val="en_US" w:bidi="en_US"/>
+        </w:rPr>
+        <w:t>Uzziah also strengthened his kingdom's defenses. He built fortified towers in Jerusalem and in the wilderness. He defeated some Arab groups and the Meunites. The Ammonites also paid tribute to him (</w:t>
+      </w:r>
+      <w:r>
+        <w:rPr>
+          <w:lang w:val="en_US" w:bidi="en_US"/>
+        </w:rPr>
+        <w:t>2 Chronicles 26:5–8</w:t>
+      </w:r>
+      <w:r>
+        <w:rPr>
+          <w:lang w:val="en_US" w:bidi="en_US"/>
+        </w:rPr>
+        <w:t xml:space="preserve">). </w:t>
+        <w:br/>
+      </w:r>
+      <w:r>
+        <w:rPr>
+          <w:lang w:val="en_US" w:bidi="en_US"/>
+        </w:rPr>
+        <w:t>Uzziah had a strong army. He counted the men available for military service and organized them into divisions. His army included 2,600 officers and 307,500 soldiers who were ready for battle. The soldiers had weapons such as spears, bows, and stones for slings. They also had shields, helmets, and armor for protection (</w:t>
+      </w:r>
+      <w:r>
+        <w:rPr>
+          <w:lang w:val="en_US" w:bidi="en_US"/>
+        </w:rPr>
+        <w:t>2 Chronicles 26:14</w:t>
+      </w:r>
+      <w:r>
+        <w:rPr>
+          <w:lang w:val="en_US" w:bidi="en_US"/>
+        </w:rPr>
+        <w:t xml:space="preserve">). </w:t>
+        <w:br/>
+      </w:r>
+      <w:r>
+        <w:rPr>
+          <w:lang w:val="en_US" w:bidi="en_US"/>
+        </w:rPr>
+        <w:t>Uzziah also had special devices made to defend Jerusalem. These were placed on towers and at the corners of the city walls. They could shoot arrows and large stones at attackers (</w:t>
+      </w:r>
+      <w:r>
+        <w:rPr>
+          <w:lang w:val="en_US" w:bidi="en_US"/>
+        </w:rPr>
+        <w:t>Second Chronicles 26:15</w:t>
+      </w:r>
+      <w:r>
+        <w:rPr>
+          <w:lang w:val="en_US" w:bidi="en_US"/>
+        </w:rPr>
+        <w:t>). TUzziah became famous for his achievements, especially his military strength.</w:t>
+        <w:br/>
+      </w:r>
+      <w:r>
+        <w:rPr>
+          <w:lang w:val="en_US" w:bidi="en_US"/>
+        </w:rPr>
+        <w:t xml:space="preserve">But Uzziah's reign ended sadly because of his pride. As </w:t>
+      </w:r>
+      <w:r>
+        <w:rPr>
+          <w:lang w:val="en_US" w:bidi="en_US"/>
+        </w:rPr>
+        <w:t>Proverbs 16:18</w:t>
+      </w:r>
+      <w:r>
+        <w:rPr>
+          <w:lang w:val="en_US" w:bidi="en_US"/>
+        </w:rPr>
+        <w:t xml:space="preserve"> says, </w:t>
+      </w:r>
+      <w:r>
+        <w:rPr>
+          <w:lang w:val="en_US" w:bidi="en_US"/>
+        </w:rPr>
+        <w:t>“Pride goes before destruction.</w:t>
+      </w:r>
+      <w:r>
+        <w:rPr>
+          <w:lang w:val="en_US" w:bidi="en_US"/>
+        </w:rPr>
+        <w:t>” Uzziah showed his pride when he tried to perform the duties of a priest. He entered the temple to burn incense on the altar, even though only priests were allowed to do this. Azariah the priest and 80 other priests confronted him.</w:t>
+        <w:br/>
+      </w:r>
+      <w:r>
+        <w:rPr>
+          <w:lang w:val="en_US" w:bidi="en_US"/>
+        </w:rPr>
+        <w:t>When Uzziah became angry, a serious skin disease appeared on his forehead. The account presents this as God's judgment. Uzziah then had to live apart from others and could no longer enter the temple. His son, Jotham, became acting head of state. Jotham then became king when Uzziah died.</w:t>
+      </w:r>
+    </w:p>
+    <w:p>
+      <w:pPr>
+        <w:pStyle w:val="ListNumber"/>
+        <w:spacing w:line="240" w:lineRule="auto"/>
+        <w:ind w:left="720"/>
+      </w:pPr>
+      <w:r>
+        <w:rPr>
+          <w:lang w:val="en_US" w:bidi="en_US"/>
+        </w:rPr>
+      </w:r>
+      <w:r>
+        <w:rPr>
+          <w:lang w:val="en_US" w:bidi="en_US"/>
+        </w:rPr>
+        <w:t>A Kohathite Levite and ancestor of the prophet Samuel (</w:t>
+      </w:r>
+      <w:r>
+        <w:rPr>
+          <w:lang w:val="en_US" w:bidi="en_US"/>
+        </w:rPr>
+        <w:t>1 Chronicles 6:24</w:t>
+      </w:r>
+      <w:r>
+        <w:rPr>
+          <w:lang w:val="en_US" w:bidi="en_US"/>
+        </w:rPr>
+        <w:t>).</w:t>
+      </w:r>
+    </w:p>
+    <w:p>
+      <w:pPr>
+        <w:pStyle w:val="ListNumber"/>
+        <w:spacing w:line="240" w:lineRule="auto"/>
+        <w:ind w:left="720"/>
+      </w:pPr>
+      <w:r>
+        <w:rPr>
+          <w:lang w:val="en_US" w:bidi="en_US"/>
+        </w:rPr>
+      </w:r>
+      <w:r>
+        <w:rPr>
+          <w:lang w:val="en_US" w:bidi="en_US"/>
+        </w:rPr>
+        <w:t>A father of Jonathan, the treasurer of King David (</w:t>
+      </w:r>
+      <w:r>
+        <w:rPr>
+          <w:lang w:val="en_US" w:bidi="en_US"/>
+        </w:rPr>
+        <w:t>1 Chronicles 27:25</w:t>
+      </w:r>
+      <w:r>
+        <w:rPr>
+          <w:lang w:val="en_US" w:bidi="en_US"/>
+        </w:rPr>
+        <w:t>).</w:t>
+      </w:r>
+    </w:p>
+    <w:p>
+      <w:pPr>
+        <w:pStyle w:val="ListNumber"/>
+        <w:spacing w:line="240" w:lineRule="auto"/>
+        <w:ind w:left="720"/>
+      </w:pPr>
+      <w:r>
+        <w:rPr>
+          <w:lang w:val="en_US" w:bidi="en_US"/>
+        </w:rPr>
+      </w:r>
+      <w:r>
+        <w:rPr>
+          <w:lang w:val="en_US" w:bidi="en_US"/>
+        </w:rPr>
+        <w:t>One of the five sons of Harim whom Ezra the scribe encouraged to divorce his foreign wife. This was during the period after the exile in Babylon (</w:t>
+      </w:r>
+      <w:r>
+        <w:rPr>
+          <w:lang w:val="en_US" w:bidi="en_US"/>
+        </w:rPr>
+        <w:t>Ezra 10:21</w:t>
+      </w:r>
+      <w:r>
+        <w:rPr>
+          <w:lang w:val="en_US" w:bidi="en_US"/>
+        </w:rPr>
+        <w:t>; 1 Esdras 9:21).</w:t>
+      </w:r>
+    </w:p>
+    <w:p>
+      <w:pPr>
+        <w:pStyle w:val="ListNumber"/>
+        <w:spacing w:line="240" w:lineRule="auto"/>
+        <w:ind w:left="720"/>
+      </w:pPr>
+      <w:r>
+        <w:rPr>
+          <w:lang w:val="en_US" w:bidi="en_US"/>
+        </w:rPr>
+      </w:r>
+      <w:r>
+        <w:rPr>
+          <w:lang w:val="en_US" w:bidi="en_US"/>
+        </w:rPr>
+        <w:t>A descendant of Perez from the tribe of Judah (</w:t>
+      </w:r>
+      <w:r>
+        <w:rPr>
+          <w:lang w:val="en_US" w:bidi="en_US"/>
+        </w:rPr>
+        <w:t>Nehemiah 11:4</w:t>
+      </w:r>
+      <w:r>
+        <w:rPr>
+          <w:lang w:val="en_US" w:bidi="en_US"/>
+        </w:rPr>
+        <w:t>).</w:t>
+      </w:r>
+      <w:r>
+        <w:rPr>
+          <w:lang w:val="en_US" w:bidi="en_US"/>
+        </w:rPr>
+      </w:r>
+      <w:r>
+        <w:rPr>
+          <w:lang w:val="en_US" w:bidi="en_US"/>
+        </w:rPr>
+      </w:r>
+    </w:p>
+    <w:p>
+      <w:pPr/>
+      <w:r>
+        <w:rPr>
+          <w:lang w:val="en_US" w:bidi="en_US"/>
+        </w:rPr>
+      </w:r>
+    </w:p>
+    <w:p>
+      <w:pPr>
+        <w:pStyle w:val="Heading2"/>
+      </w:pPr>
+      <w:r>
+        <w:rPr>
+          <w:lang w:val="en_US" w:bidi="en_US"/>
+        </w:rPr>
+        <w:t>Uzziel</w:t>
+      </w:r>
+      <w:r>
+        <w:rPr>
+          <w:lang w:val="en_US" w:bidi="en_US"/>
+        </w:rPr>
+      </w:r>
+    </w:p>
+    <w:p>
+      <w:pPr>
+        <w:pStyle w:val="ListNumber"/>
+        <w:numPr>
+          <w:ilvl w:val="0"/>
+          <w:numId w:val="23"/>
         </w:numPr>
         <w:spacing w:line="240" w:lineRule="auto"/>
         <w:ind w:left="720"/>
@@ -8184,6 +8344,12 @@
       <w:startOverride w:val="1"/>
     </w:lvlOverride>
   </w:num>
+  <w:num w:numId="23">
+    <w:abstractNumId w:val="3"/>
+    <w:lvlOverride w:ilvl="0">
+      <w:startOverride w:val="1"/>
+    </w:lvlOverride>
+  </w:num>
   <w:numIdMacAtCleanup w:val="10"/>
 </w:numbering>
 </file>
